--- a/CV.docx
+++ b/CV.docx
@@ -4,16 +4,16 @@
   <w:body>
     <w:p>
       <w:pPr>
-        <w:pStyle w:val="Ttulo3"/>
-        <w:rPr>
-          <w:rStyle w:val="Textoennegrita"/>
+        <w:pStyle w:val="Heading3"/>
+        <w:rPr>
+          <w:rStyle w:val="Strong"/>
           <w:b/>
           <w:bCs/>
         </w:rPr>
       </w:pPr>
       <w:r>
         <w:rPr>
-          <w:rStyle w:val="Textoennegrita"/>
+          <w:rStyle w:val="Strong"/>
           <w:b/>
           <w:bCs/>
         </w:rPr>
@@ -22,138 +22,144 @@
     </w:p>
     <w:p>
       <w:pPr>
-        <w:pStyle w:val="Ttulo4"/>
+        <w:pStyle w:val="Heading4"/>
       </w:pPr>
       <w:r>
         <w:t>Analista Programador</w:t>
+      </w:r>
+    </w:p>
+    <w:p>
+      <w:r>
+        <w:rPr>
+          <w:rStyle w:val="Strong"/>
+        </w:rPr>
+        <w:t>Ubicación:</w:t>
+      </w:r>
+      <w:r>
+        <w:t xml:space="preserve"> San Salvador de Jujuy | </w:t>
+      </w:r>
+      <w:r>
+        <w:rPr>
+          <w:rStyle w:val="Strong"/>
+        </w:rPr>
+        <w:t>Contacto:</w:t>
+      </w:r>
+      <w:r>
+        <w:t xml:space="preserve"> +54 9 388 584 3652 | </w:t>
+      </w:r>
+      <w:r>
+        <w:rPr>
+          <w:rStyle w:val="Strong"/>
+        </w:rPr>
+        <w:t>Email:</w:t>
+      </w:r>
+      <w:r>
+        <w:t xml:space="preserve"> </w:t>
+      </w:r>
+      <w:r>
+        <w:t>G</w:t>
+      </w:r>
+      <w:r>
+        <w:t>erardo.</w:t>
+      </w:r>
+      <w:r>
+        <w:t>T</w:t>
+      </w:r>
+      <w:r>
+        <w:t>ordoya@outlook.com</w:t>
+      </w:r>
+      <w:r>
+        <w:br/>
+      </w:r>
+      <w:r>
+        <w:rPr>
+          <w:rStyle w:val="Strong"/>
+        </w:rPr>
+        <w:t>Portafolio:</w:t>
+      </w:r>
+      <w:r>
+        <w:t xml:space="preserve"> github.com/zherar7ordoya</w:t>
       </w:r>
     </w:p>
     <w:p/>
     <w:p>
       <w:r>
-        <w:rPr>
-          <w:rStyle w:val="Textoennegrita"/>
-        </w:rPr>
-        <w:t>Ubicación:</w:t>
-      </w:r>
-      <w:r>
-        <w:t xml:space="preserve"> San Salvador de Jujuy | </w:t>
-      </w:r>
-      <w:r>
-        <w:rPr>
-          <w:rStyle w:val="Textoennegrita"/>
-        </w:rPr>
-        <w:t>Contacto:</w:t>
-      </w:r>
-      <w:r>
-        <w:t xml:space="preserve"> +54 9 388 584 3652 | </w:t>
-      </w:r>
-      <w:r>
-        <w:rPr>
-          <w:rStyle w:val="Textoennegrita"/>
-        </w:rPr>
-        <w:t>Email:</w:t>
-      </w:r>
-      <w:r>
-        <w:t xml:space="preserve"> </w:t>
-      </w:r>
-      <w:r>
-        <w:t>gerardo.tordoya@outlook.com</w:t>
-      </w:r>
-      <w:r>
-        <w:br/>
-      </w:r>
-      <w:r>
-        <w:rPr>
-          <w:rStyle w:val="Textoennegrita"/>
-        </w:rPr>
-        <w:t>Portafolio:</w:t>
-      </w:r>
-      <w:r>
-        <w:t xml:space="preserve"> github.com/zherar7ordoya</w:t>
+        <w:pict>
+          <v:rect id="_x0000_i1025" style="width:0;height:1.5pt" o:hralign="center" o:hrstd="t" o:hr="t" fillcolor="#a0a0a0" stroked="f"/>
+        </w:pict>
+      </w:r>
+    </w:p>
+    <w:p>
+      <w:pPr>
+        <w:pStyle w:val="Heading3"/>
+        <w:rPr>
+          <w:rStyle w:val="Strong"/>
+          <w:b/>
+          <w:bCs/>
+        </w:rPr>
+      </w:pPr>
+      <w:r>
+        <w:rPr>
+          <w:rStyle w:val="Strong"/>
+          <w:b/>
+          <w:bCs/>
+        </w:rPr>
+        <w:t>Resumen profesional</w:t>
+      </w:r>
+    </w:p>
+    <w:p>
+      <w:r>
+        <w:t xml:space="preserve">Con experiencia en la facturación de servicios publicitarios de complejidad media, actuando como enlace entre áreas contables y equipos de desarrollo como consultor de requisitos técnicos y funcionales. Implementé soluciones tecnológicas y desarrollé herramientas automatizadas (Excel VBA), optimizando procesos operativos. </w:t>
+      </w:r>
+      <w:r>
+        <w:rPr>
+          <w:b/>
+          <w:bCs/>
+        </w:rPr>
+        <w:t xml:space="preserve">Inicialmente familiarizado con tecnologías web a través de </w:t>
+      </w:r>
+      <w:proofErr w:type="spellStart"/>
+      <w:r>
+        <w:rPr>
+          <w:b/>
+          <w:bCs/>
+        </w:rPr>
+        <w:t>freeCodeCamp</w:t>
+      </w:r>
+      <w:proofErr w:type="spellEnd"/>
+      <w:r>
+        <w:t>, donde adquirí conocimientos de desarrollo web, pero rápidamente comprendí que el verdadero desarrollo de aplicaciones no se lograba con las herramientas de moda, sino con enfoques más robustos y sostenibles. Por ello, me orienté a un aprendizaje más profundo de C#, que me ha permitido consolidar mis conocimientos en desarrollo de software, enfocado en soluciones sólidas y a largo plazo, con especialización en C# y el ecosistema .NET. Actualmente en proceso de actualización para estar alineado con las tendencias modernas de desarrollo, como el uso de ASP.NET y MAUI.</w:t>
       </w:r>
     </w:p>
     <w:p/>
     <w:p>
       <w:r>
         <w:pict>
-          <v:rect id="_x0000_i1025" style="width:0;height:1.5pt" o:hralign="center" o:hrstd="t" o:hr="t" fillcolor="#a0a0a0" stroked="f"/>
+          <v:rect id="_x0000_i1026" style="width:0;height:1.5pt" o:hralign="center" o:hrstd="t" o:hr="t" fillcolor="#a0a0a0" stroked="f"/>
         </w:pict>
       </w:r>
     </w:p>
     <w:p>
       <w:pPr>
-        <w:pStyle w:val="Ttulo3"/>
-        <w:rPr>
-          <w:rStyle w:val="Textoennegrita"/>
+        <w:pStyle w:val="Heading3"/>
+        <w:rPr>
+          <w:rStyle w:val="Strong"/>
           <w:b/>
           <w:bCs/>
         </w:rPr>
       </w:pPr>
       <w:r>
         <w:rPr>
-          <w:rStyle w:val="Textoennegrita"/>
+          <w:rStyle w:val="Strong"/>
           <w:b/>
           <w:bCs/>
         </w:rPr>
-        <w:t>Resumen profesional</w:t>
-      </w:r>
-    </w:p>
-    <w:p/>
-    <w:p>
-      <w:r>
-        <w:t xml:space="preserve">Con experiencia en la facturación de servicios publicitarios de complejidad media, actuando como enlace entre áreas contables y equipos de desarrollo como consultor de requisitos técnicos y funcionales. Implementé soluciones tecnológicas y desarrollé herramientas automatizadas (Excel VBA), optimizando procesos operativos. </w:t>
-      </w:r>
-      <w:r>
-        <w:rPr>
-          <w:b/>
-          <w:bCs/>
-        </w:rPr>
-        <w:t xml:space="preserve">Inicialmente familiarizado con tecnologías web a través de </w:t>
-      </w:r>
-      <w:proofErr w:type="spellStart"/>
-      <w:r>
-        <w:rPr>
-          <w:b/>
-          <w:bCs/>
-        </w:rPr>
-        <w:t>freeCodeCamp</w:t>
-      </w:r>
-      <w:proofErr w:type="spellEnd"/>
-      <w:r>
-        <w:t>, donde adquirí conocimientos de desarrollo web, pero rápidamente comprendí que el verdadero desarrollo de aplicaciones no se lograba con las herramientas de moda, sino con enfoques más robustos y sostenibles. Por ello, me orienté a un aprendizaje más profundo de C#, que me ha permitido consolidar mis conocimientos en desarrollo de software, enfocado en soluciones sólidas y a largo plazo, con especialización en C# y el ecosistema .NET. Actualmente en proceso de actualización para estar alineado con las tendencias modernas de desarrollo, como el uso de ASP.NET y MAUI.</w:t>
-      </w:r>
-    </w:p>
-    <w:p/>
-    <w:p>
-      <w:r>
-        <w:pict>
-          <v:rect id="_x0000_i1026" style="width:0;height:1.5pt" o:hralign="center" o:hrstd="t" o:hr="t" fillcolor="#a0a0a0" stroked="f"/>
-        </w:pict>
+        <w:t>Habilidades clave</w:t>
       </w:r>
     </w:p>
     <w:p>
       <w:pPr>
-        <w:pStyle w:val="Ttulo3"/>
-        <w:rPr>
-          <w:rStyle w:val="Textoennegrita"/>
-          <w:b/>
-          <w:bCs/>
-        </w:rPr>
-      </w:pPr>
-      <w:r>
-        <w:rPr>
-          <w:rStyle w:val="Textoennegrita"/>
-          <w:b/>
-          <w:bCs/>
-        </w:rPr>
-        <w:t>Habilidades clave</w:t>
-      </w:r>
-    </w:p>
-    <w:p/>
-    <w:p>
-      <w:pPr>
-        <w:pStyle w:val="Ttulo4"/>
+        <w:pStyle w:val="Heading4"/>
         <w:rPr>
           <w:rFonts w:eastAsia="Times New Roman"/>
         </w:rPr>
@@ -167,7 +173,7 @@
     </w:p>
     <w:p>
       <w:pPr>
-        <w:pStyle w:val="Prrafodelista"/>
+        <w:pStyle w:val="ListParagraph"/>
         <w:numPr>
           <w:ilvl w:val="0"/>
           <w:numId w:val="19"/>
@@ -193,7 +199,7 @@
     </w:p>
     <w:p>
       <w:pPr>
-        <w:pStyle w:val="Prrafodelista"/>
+        <w:pStyle w:val="ListParagraph"/>
         <w:numPr>
           <w:ilvl w:val="0"/>
           <w:numId w:val="19"/>
@@ -219,7 +225,7 @@
     </w:p>
     <w:p>
       <w:pPr>
-        <w:pStyle w:val="Prrafodelista"/>
+        <w:pStyle w:val="ListParagraph"/>
         <w:numPr>
           <w:ilvl w:val="0"/>
           <w:numId w:val="19"/>
@@ -245,7 +251,7 @@
     </w:p>
     <w:p>
       <w:pPr>
-        <w:pStyle w:val="Prrafodelista"/>
+        <w:pStyle w:val="ListParagraph"/>
         <w:numPr>
           <w:ilvl w:val="0"/>
           <w:numId w:val="19"/>
@@ -281,7 +287,7 @@
     </w:p>
     <w:p>
       <w:pPr>
-        <w:pStyle w:val="Ttulo4"/>
+        <w:pStyle w:val="Heading4"/>
         <w:rPr>
           <w:rFonts w:eastAsia="Times New Roman"/>
         </w:rPr>
@@ -290,13 +296,12 @@
         <w:rPr>
           <w:rFonts w:eastAsia="Times New Roman"/>
         </w:rPr>
-        <w:lastRenderedPageBreak/>
         <w:t>Persistencia de datos:</w:t>
       </w:r>
     </w:p>
     <w:p>
       <w:pPr>
-        <w:pStyle w:val="Prrafodelista"/>
+        <w:pStyle w:val="ListParagraph"/>
         <w:numPr>
           <w:ilvl w:val="0"/>
           <w:numId w:val="20"/>
@@ -322,7 +327,7 @@
     </w:p>
     <w:p>
       <w:pPr>
-        <w:pStyle w:val="Prrafodelista"/>
+        <w:pStyle w:val="ListParagraph"/>
         <w:numPr>
           <w:ilvl w:val="0"/>
           <w:numId w:val="20"/>
@@ -348,7 +353,7 @@
     </w:p>
     <w:p>
       <w:pPr>
-        <w:pStyle w:val="Ttulo4"/>
+        <w:pStyle w:val="Heading4"/>
         <w:rPr>
           <w:rFonts w:eastAsia="Times New Roman"/>
         </w:rPr>
@@ -358,6 +363,7 @@
         <w:rPr>
           <w:rFonts w:eastAsia="Times New Roman"/>
         </w:rPr>
+        <w:lastRenderedPageBreak/>
         <w:t>Frameworks</w:t>
       </w:r>
       <w:proofErr w:type="spellEnd"/>
@@ -370,7 +376,7 @@
     </w:p>
     <w:p>
       <w:pPr>
-        <w:pStyle w:val="Prrafodelista"/>
+        <w:pStyle w:val="ListParagraph"/>
         <w:numPr>
           <w:ilvl w:val="0"/>
           <w:numId w:val="21"/>
@@ -424,7 +430,7 @@
     </w:p>
     <w:p>
       <w:pPr>
-        <w:pStyle w:val="Prrafodelista"/>
+        <w:pStyle w:val="ListParagraph"/>
         <w:numPr>
           <w:ilvl w:val="0"/>
           <w:numId w:val="21"/>
@@ -467,15 +473,15 @@
     </w:p>
     <w:p>
       <w:pPr>
-        <w:pStyle w:val="Ttulo4"/>
-        <w:rPr>
-          <w:rStyle w:val="Textoennegrita"/>
+        <w:pStyle w:val="Heading4"/>
+        <w:rPr>
+          <w:rStyle w:val="Strong"/>
           <w:b/>
         </w:rPr>
       </w:pPr>
       <w:r>
         <w:rPr>
-          <w:rStyle w:val="Textoennegrita"/>
+          <w:rStyle w:val="Strong"/>
           <w:b/>
         </w:rPr>
         <w:t>Metodologías:</w:t>
@@ -483,7 +489,7 @@
     </w:p>
     <w:p>
       <w:pPr>
-        <w:pStyle w:val="Prrafodelista"/>
+        <w:pStyle w:val="ListParagraph"/>
         <w:numPr>
           <w:ilvl w:val="0"/>
           <w:numId w:val="22"/>
@@ -508,15 +514,10 @@
     </w:p>
     <w:p>
       <w:pPr>
-        <w:pStyle w:val="Ttulo4"/>
-      </w:pPr>
-      <w:r>
-        <w:t>Id</w:t>
-      </w:r>
-      <w:bookmarkStart w:id="0" w:name="_GoBack"/>
-      <w:bookmarkEnd w:id="0"/>
-      <w:r>
-        <w:t>iomas:</w:t>
+        <w:pStyle w:val="Heading4"/>
+      </w:pPr>
+      <w:r>
+        <w:t>Idiomas:</w:t>
       </w:r>
     </w:p>
     <w:p>
@@ -529,7 +530,7 @@
       </w:pPr>
       <w:r>
         <w:rPr>
-          <w:rStyle w:val="Textoennegrita"/>
+          <w:rStyle w:val="Strong"/>
         </w:rPr>
         <w:t>Inglés:</w:t>
       </w:r>
@@ -539,11 +540,11 @@
     </w:p>
     <w:p>
       <w:pPr>
-        <w:pStyle w:val="Ttulo4"/>
-      </w:pPr>
-      <w:r>
-        <w:rPr>
-          <w:rStyle w:val="Textoennegrita"/>
+        <w:pStyle w:val="Heading4"/>
+      </w:pPr>
+      <w:r>
+        <w:rPr>
+          <w:rStyle w:val="Strong"/>
           <w:b/>
           <w:bCs/>
         </w:rPr>
@@ -551,7 +552,7 @@
       </w:r>
       <w:r>
         <w:rPr>
-          <w:rStyle w:val="Textoennegrita"/>
+          <w:rStyle w:val="Strong"/>
           <w:b/>
           <w:bCs/>
         </w:rPr>
@@ -559,7 +560,7 @@
       </w:r>
       <w:r>
         <w:rPr>
-          <w:rStyle w:val="Textoennegrita"/>
+          <w:rStyle w:val="Strong"/>
           <w:b/>
           <w:bCs/>
         </w:rPr>
@@ -568,7 +569,7 @@
     </w:p>
     <w:p>
       <w:pPr>
-        <w:pStyle w:val="Prrafodelista"/>
+        <w:pStyle w:val="ListParagraph"/>
         <w:numPr>
           <w:ilvl w:val="0"/>
           <w:numId w:val="22"/>
@@ -598,7 +599,7 @@
     </w:p>
     <w:p>
       <w:pPr>
-        <w:pStyle w:val="Prrafodelista"/>
+        <w:pStyle w:val="ListParagraph"/>
         <w:numPr>
           <w:ilvl w:val="0"/>
           <w:numId w:val="22"/>
@@ -616,7 +617,7 @@
     </w:p>
     <w:p>
       <w:pPr>
-        <w:pStyle w:val="Prrafodelista"/>
+        <w:pStyle w:val="ListParagraph"/>
         <w:numPr>
           <w:ilvl w:val="0"/>
           <w:numId w:val="22"/>
@@ -632,6 +633,7 @@
         <w:t xml:space="preserve"> Enfoque en simplificación y eficiencia, priorizando soluciones efectivas y fáciles de mantener.</w:t>
       </w:r>
     </w:p>
+    <w:p/>
     <w:p>
       <w:pPr>
         <w:spacing w:after="0"/>
@@ -644,11 +646,11 @@
     </w:p>
     <w:p>
       <w:pPr>
-        <w:pStyle w:val="Ttulo3"/>
-      </w:pPr>
-      <w:r>
-        <w:rPr>
-          <w:rStyle w:val="Textoennegrita"/>
+        <w:pStyle w:val="Heading3"/>
+      </w:pPr>
+      <w:r>
+        <w:rPr>
+          <w:rStyle w:val="Strong"/>
           <w:b/>
           <w:bCs/>
         </w:rPr>
@@ -665,7 +667,7 @@
       </w:pPr>
       <w:r>
         <w:rPr>
-          <w:rStyle w:val="Textoennegrita"/>
+          <w:rStyle w:val="Strong"/>
         </w:rPr>
         <w:t>Analista Programador</w:t>
       </w:r>
@@ -674,7 +676,7 @@
       </w:r>
       <w:r>
         <w:rPr>
-          <w:rStyle w:val="nfasis"/>
+          <w:rStyle w:val="Emphasis"/>
         </w:rPr>
         <w:t>Universidad Abierta Interamericana</w:t>
       </w:r>
@@ -728,28 +730,28 @@
       </w:pPr>
       <w:r>
         <w:rPr>
-          <w:rStyle w:val="Textoennegrita"/>
+          <w:rStyle w:val="Strong"/>
         </w:rPr>
         <w:t xml:space="preserve">Full </w:t>
       </w:r>
       <w:proofErr w:type="spellStart"/>
       <w:r>
         <w:rPr>
-          <w:rStyle w:val="Textoennegrita"/>
+          <w:rStyle w:val="Strong"/>
         </w:rPr>
         <w:t>Stack</w:t>
       </w:r>
       <w:proofErr w:type="spellEnd"/>
       <w:r>
         <w:rPr>
-          <w:rStyle w:val="Textoennegrita"/>
+          <w:rStyle w:val="Strong"/>
         </w:rPr>
         <w:t xml:space="preserve"> </w:t>
       </w:r>
       <w:proofErr w:type="spellStart"/>
       <w:r>
         <w:rPr>
-          <w:rStyle w:val="Textoennegrita"/>
+          <w:rStyle w:val="Strong"/>
         </w:rPr>
         <w:t>Developer</w:t>
       </w:r>
@@ -760,7 +762,7 @@
       <w:proofErr w:type="spellStart"/>
       <w:r>
         <w:rPr>
-          <w:rStyle w:val="nfasis"/>
+          <w:rStyle w:val="Emphasis"/>
         </w:rPr>
         <w:t>FreeCodeCamp</w:t>
       </w:r>
@@ -814,6 +816,11 @@
     </w:p>
     <w:p>
       <w:pPr>
+        <w:spacing w:before="100" w:beforeAutospacing="1" w:after="100" w:afterAutospacing="1" w:line="240" w:lineRule="auto"/>
+      </w:pPr>
+    </w:p>
+    <w:p>
+      <w:pPr>
         <w:spacing w:after="0"/>
       </w:pPr>
       <w:r>
@@ -824,11 +831,11 @@
     </w:p>
     <w:p>
       <w:pPr>
-        <w:pStyle w:val="Ttulo3"/>
-      </w:pPr>
-      <w:r>
-        <w:rPr>
-          <w:rStyle w:val="Textoennegrita"/>
+        <w:pStyle w:val="Heading3"/>
+      </w:pPr>
+      <w:r>
+        <w:rPr>
+          <w:rStyle w:val="Strong"/>
           <w:b/>
           <w:bCs/>
         </w:rPr>
@@ -845,17 +852,14 @@
       </w:r>
       <w:proofErr w:type="spellEnd"/>
       <w:r>
-        <w:t xml:space="preserve"> de requisitos hasta la implementación final. Mi enfoque se basa en el paradigma orientado a objetos, ideal </w:t>
-      </w:r>
-      <w:r>
-        <w:lastRenderedPageBreak/>
-        <w:t>para construir soluciones complejas y sostenibles. Más allá de las herramientas, mi pasión radica en la combinación de análisis y diseño para entregar resultados funcionales de alto impacto.</w:t>
-      </w:r>
+        <w:t xml:space="preserve"> de requisitos hasta la implementación final. Mi enfoque se basa en el paradigma orientado a objetos, ideal para construir soluciones complejas y sostenibles. Más allá de las herramientas, mi pasión radica en la combinación de análisis y diseño para entregar resultados funcionales de alto impacto.</w:t>
+      </w:r>
+      <w:bookmarkStart w:id="0" w:name="_GoBack"/>
+      <w:bookmarkEnd w:id="0"/>
     </w:p>
-    <w:p/>
     <w:sectPr>
       <w:pgSz w:w="11906" w:h="16838"/>
-      <w:pgMar w:top="1440" w:right="1440" w:bottom="1440" w:left="1440" w:header="708" w:footer="708" w:gutter="0"/>
+      <w:pgMar w:top="1418" w:right="1418" w:bottom="1418" w:left="1418" w:header="709" w:footer="709" w:gutter="0"/>
       <w:cols w:space="708"/>
       <w:docGrid w:linePitch="360"/>
     </w:sectPr>
@@ -3744,7 +3748,7 @@
     <w:lvl w:ilvl="0" w:tplc="5ED0EE42">
       <w:start w:val="1"/>
       <w:numFmt w:val="bullet"/>
-      <w:pStyle w:val="Prrafodelista"/>
+      <w:pStyle w:val="ListParagraph"/>
       <w:lvlText w:val=""/>
       <w:lvlJc w:val="left"/>
       <w:pPr>
@@ -4351,11 +4355,11 @@
       <w:szCs w:val="21"/>
     </w:rPr>
   </w:style>
-  <w:style w:type="paragraph" w:styleId="Ttulo1">
+  <w:style w:type="paragraph" w:styleId="Heading1">
     <w:name w:val="heading 1"/>
     <w:basedOn w:val="Normal"/>
     <w:next w:val="Normal"/>
-    <w:link w:val="Ttulo1Car"/>
+    <w:link w:val="Heading1Char"/>
     <w:uiPriority w:val="9"/>
     <w:qFormat/>
     <w:rsid w:val="00ED03A5"/>
@@ -4377,11 +4381,11 @@
       <w:szCs w:val="38"/>
     </w:rPr>
   </w:style>
-  <w:style w:type="paragraph" w:styleId="Ttulo2">
+  <w:style w:type="paragraph" w:styleId="Heading2">
     <w:name w:val="heading 2"/>
     <w:basedOn w:val="Normal"/>
     <w:next w:val="Normal"/>
-    <w:link w:val="Ttulo2Car"/>
+    <w:link w:val="Heading2Char"/>
     <w:uiPriority w:val="9"/>
     <w:semiHidden/>
     <w:unhideWhenUsed/>
@@ -4414,11 +4418,11 @@
       </w14:textFill>
     </w:rPr>
   </w:style>
-  <w:style w:type="paragraph" w:styleId="Ttulo3">
+  <w:style w:type="paragraph" w:styleId="Heading3">
     <w:name w:val="heading 3"/>
     <w:basedOn w:val="Normal"/>
     <w:next w:val="Normal"/>
-    <w:link w:val="Ttulo3Car"/>
+    <w:link w:val="Heading3Char"/>
     <w:uiPriority w:val="9"/>
     <w:unhideWhenUsed/>
     <w:qFormat/>
@@ -4439,11 +4443,11 @@
       <w:szCs w:val="22"/>
     </w:rPr>
   </w:style>
-  <w:style w:type="paragraph" w:styleId="Ttulo4">
+  <w:style w:type="paragraph" w:styleId="Heading4">
     <w:name w:val="heading 4"/>
     <w:basedOn w:val="Normal"/>
     <w:next w:val="Normal"/>
-    <w:link w:val="Ttulo4Car"/>
+    <w:link w:val="Heading4Char"/>
     <w:uiPriority w:val="9"/>
     <w:unhideWhenUsed/>
     <w:qFormat/>
@@ -4462,11 +4466,11 @@
       <w:szCs w:val="22"/>
     </w:rPr>
   </w:style>
-  <w:style w:type="paragraph" w:styleId="Ttulo5">
+  <w:style w:type="paragraph" w:styleId="Heading5">
     <w:name w:val="heading 5"/>
     <w:basedOn w:val="Normal"/>
     <w:next w:val="Normal"/>
-    <w:link w:val="Ttulo5Car"/>
+    <w:link w:val="Heading5Char"/>
     <w:uiPriority w:val="9"/>
     <w:semiHidden/>
     <w:unhideWhenUsed/>
@@ -4486,11 +4490,11 @@
       <w:szCs w:val="22"/>
     </w:rPr>
   </w:style>
-  <w:style w:type="paragraph" w:styleId="Ttulo6">
+  <w:style w:type="paragraph" w:styleId="Heading6">
     <w:name w:val="heading 6"/>
     <w:basedOn w:val="Normal"/>
     <w:next w:val="Normal"/>
-    <w:link w:val="Ttulo6Car"/>
+    <w:link w:val="Heading6Char"/>
     <w:uiPriority w:val="9"/>
     <w:semiHidden/>
     <w:unhideWhenUsed/>
@@ -4508,11 +4512,11 @@
       <w:szCs w:val="22"/>
     </w:rPr>
   </w:style>
-  <w:style w:type="paragraph" w:styleId="Ttulo7">
+  <w:style w:type="paragraph" w:styleId="Heading7">
     <w:name w:val="heading 7"/>
     <w:basedOn w:val="Normal"/>
     <w:next w:val="Normal"/>
-    <w:link w:val="Ttulo7Car"/>
+    <w:link w:val="Heading7Char"/>
     <w:uiPriority w:val="9"/>
     <w:semiHidden/>
     <w:unhideWhenUsed/>
@@ -4530,11 +4534,11 @@
       <w:szCs w:val="22"/>
     </w:rPr>
   </w:style>
-  <w:style w:type="paragraph" w:styleId="Ttulo8">
+  <w:style w:type="paragraph" w:styleId="Heading8">
     <w:name w:val="heading 8"/>
     <w:basedOn w:val="Normal"/>
     <w:next w:val="Normal"/>
-    <w:link w:val="Ttulo8Car"/>
+    <w:link w:val="Heading8Char"/>
     <w:uiPriority w:val="9"/>
     <w:semiHidden/>
     <w:unhideWhenUsed/>
@@ -4552,11 +4556,11 @@
       <w:szCs w:val="22"/>
     </w:rPr>
   </w:style>
-  <w:style w:type="paragraph" w:styleId="Ttulo9">
+  <w:style w:type="paragraph" w:styleId="Heading9">
     <w:name w:val="heading 9"/>
     <w:basedOn w:val="Normal"/>
     <w:next w:val="Normal"/>
-    <w:link w:val="Ttulo9Car"/>
+    <w:link w:val="Heading9Char"/>
     <w:uiPriority w:val="9"/>
     <w:semiHidden/>
     <w:unhideWhenUsed/>
@@ -4574,13 +4578,13 @@
       <w:sz w:val="20"/>
     </w:rPr>
   </w:style>
-  <w:style w:type="character" w:default="1" w:styleId="Fuentedeprrafopredeter">
+  <w:style w:type="character" w:default="1" w:styleId="DefaultParagraphFont">
     <w:name w:val="Default Paragraph Font"/>
     <w:uiPriority w:val="1"/>
     <w:semiHidden/>
     <w:unhideWhenUsed/>
   </w:style>
-  <w:style w:type="table" w:default="1" w:styleId="Tablanormal">
+  <w:style w:type="table" w:default="1" w:styleId="TableNormal">
     <w:name w:val="Normal Table"/>
     <w:uiPriority w:val="99"/>
     <w:semiHidden/>
@@ -4595,16 +4599,16 @@
       </w:tblCellMar>
     </w:tblPr>
   </w:style>
-  <w:style w:type="numbering" w:default="1" w:styleId="Sinlista">
+  <w:style w:type="numbering" w:default="1" w:styleId="NoList">
     <w:name w:val="No List"/>
     <w:uiPriority w:val="99"/>
     <w:semiHidden/>
     <w:unhideWhenUsed/>
   </w:style>
-  <w:style w:type="character" w:customStyle="1" w:styleId="Ttulo3Car">
-    <w:name w:val="Título 3 Car"/>
-    <w:basedOn w:val="Fuentedeprrafopredeter"/>
-    <w:link w:val="Ttulo3"/>
+  <w:style w:type="character" w:customStyle="1" w:styleId="Heading3Char">
+    <w:name w:val="Heading 3 Char"/>
+    <w:basedOn w:val="DefaultParagraphFont"/>
+    <w:link w:val="Heading3"/>
     <w:uiPriority w:val="9"/>
     <w:rsid w:val="00ED03A5"/>
     <w:rPr>
@@ -4618,7 +4622,7 @@
       <w:sz w:val="28"/>
     </w:rPr>
   </w:style>
-  <w:style w:type="character" w:styleId="Textoennegrita">
+  <w:style w:type="character" w:styleId="Strong">
     <w:name w:val="Strong"/>
     <w:uiPriority w:val="22"/>
     <w:qFormat/>
@@ -4645,7 +4649,7 @@
       <w:szCs w:val="24"/>
     </w:rPr>
   </w:style>
-  <w:style w:type="character" w:styleId="nfasis">
+  <w:style w:type="character" w:styleId="Emphasis">
     <w:name w:val="Emphasis"/>
     <w:uiPriority w:val="20"/>
     <w:qFormat/>
@@ -4659,10 +4663,10 @@
       <w:shd w:val="clear" w:color="auto" w:fill="EEECE1" w:themeFill="background2"/>
     </w:rPr>
   </w:style>
-  <w:style w:type="character" w:customStyle="1" w:styleId="Ttulo4Car">
-    <w:name w:val="Título 4 Car"/>
-    <w:basedOn w:val="Fuentedeprrafopredeter"/>
-    <w:link w:val="Ttulo4"/>
+  <w:style w:type="character" w:customStyle="1" w:styleId="Heading4Char">
+    <w:name w:val="Heading 4 Char"/>
+    <w:basedOn w:val="DefaultParagraphFont"/>
+    <w:link w:val="Heading4"/>
     <w:uiPriority w:val="9"/>
     <w:rsid w:val="00ED03A5"/>
     <w:rPr>
@@ -4674,9 +4678,9 @@
       <w:sz w:val="24"/>
     </w:rPr>
   </w:style>
-  <w:style w:type="character" w:styleId="Hipervnculo">
+  <w:style w:type="character" w:styleId="Hyperlink">
     <w:name w:val="Hyperlink"/>
-    <w:basedOn w:val="Fuentedeprrafopredeter"/>
+    <w:basedOn w:val="DefaultParagraphFont"/>
     <w:uiPriority w:val="99"/>
     <w:unhideWhenUsed/>
     <w:rsid w:val="00ED03A5"/>
@@ -4685,10 +4689,10 @@
       <w:u w:val="single"/>
     </w:rPr>
   </w:style>
-  <w:style w:type="character" w:customStyle="1" w:styleId="Ttulo1Car">
-    <w:name w:val="Título 1 Car"/>
-    <w:basedOn w:val="Fuentedeprrafopredeter"/>
-    <w:link w:val="Ttulo1"/>
+  <w:style w:type="character" w:customStyle="1" w:styleId="Heading1Char">
+    <w:name w:val="Heading 1 Char"/>
+    <w:basedOn w:val="DefaultParagraphFont"/>
+    <w:link w:val="Heading1"/>
     <w:uiPriority w:val="9"/>
     <w:rsid w:val="00ED03A5"/>
     <w:rPr>
@@ -4700,10 +4704,10 @@
       <w:shd w:val="clear" w:color="auto" w:fill="4F81BD" w:themeFill="accent1"/>
     </w:rPr>
   </w:style>
-  <w:style w:type="character" w:customStyle="1" w:styleId="Ttulo2Car">
-    <w:name w:val="Título 2 Car"/>
-    <w:basedOn w:val="Fuentedeprrafopredeter"/>
-    <w:link w:val="Ttulo2"/>
+  <w:style w:type="character" w:customStyle="1" w:styleId="Heading2Char">
+    <w:name w:val="Heading 2 Char"/>
+    <w:basedOn w:val="DefaultParagraphFont"/>
+    <w:link w:val="Heading2"/>
     <w:uiPriority w:val="9"/>
     <w:semiHidden/>
     <w:rsid w:val="00ED03A5"/>
@@ -4730,10 +4734,10 @@
       </w14:textFill>
     </w:rPr>
   </w:style>
-  <w:style w:type="character" w:customStyle="1" w:styleId="Ttulo5Car">
-    <w:name w:val="Título 5 Car"/>
-    <w:basedOn w:val="Fuentedeprrafopredeter"/>
-    <w:link w:val="Ttulo5"/>
+  <w:style w:type="character" w:customStyle="1" w:styleId="Heading5Char">
+    <w:name w:val="Heading 5 Char"/>
+    <w:basedOn w:val="DefaultParagraphFont"/>
+    <w:link w:val="Heading5"/>
     <w:uiPriority w:val="9"/>
     <w:semiHidden/>
     <w:rsid w:val="00ED03A5"/>
@@ -4745,10 +4749,10 @@
       <w:color w:val="943634" w:themeColor="accent2" w:themeShade="BF"/>
     </w:rPr>
   </w:style>
-  <w:style w:type="character" w:customStyle="1" w:styleId="Ttulo6Car">
-    <w:name w:val="Título 6 Car"/>
-    <w:basedOn w:val="Fuentedeprrafopredeter"/>
-    <w:link w:val="Ttulo6"/>
+  <w:style w:type="character" w:customStyle="1" w:styleId="Heading6Char">
+    <w:name w:val="Heading 6 Char"/>
+    <w:basedOn w:val="DefaultParagraphFont"/>
+    <w:link w:val="Heading6"/>
     <w:uiPriority w:val="9"/>
     <w:semiHidden/>
     <w:rsid w:val="00ED03A5"/>
@@ -4758,10 +4762,10 @@
       <w:color w:val="365F91" w:themeColor="accent1" w:themeShade="BF"/>
     </w:rPr>
   </w:style>
-  <w:style w:type="character" w:customStyle="1" w:styleId="Ttulo7Car">
-    <w:name w:val="Título 7 Car"/>
-    <w:basedOn w:val="Fuentedeprrafopredeter"/>
-    <w:link w:val="Ttulo7"/>
+  <w:style w:type="character" w:customStyle="1" w:styleId="Heading7Char">
+    <w:name w:val="Heading 7 Char"/>
+    <w:basedOn w:val="DefaultParagraphFont"/>
+    <w:link w:val="Heading7"/>
     <w:uiPriority w:val="9"/>
     <w:semiHidden/>
     <w:rsid w:val="00ED03A5"/>
@@ -4771,10 +4775,10 @@
       <w:color w:val="943634" w:themeColor="accent2" w:themeShade="BF"/>
     </w:rPr>
   </w:style>
-  <w:style w:type="character" w:customStyle="1" w:styleId="Ttulo8Car">
-    <w:name w:val="Título 8 Car"/>
-    <w:basedOn w:val="Fuentedeprrafopredeter"/>
-    <w:link w:val="Ttulo8"/>
+  <w:style w:type="character" w:customStyle="1" w:styleId="Heading8Char">
+    <w:name w:val="Heading 8 Char"/>
+    <w:basedOn w:val="DefaultParagraphFont"/>
+    <w:link w:val="Heading8"/>
     <w:uiPriority w:val="9"/>
     <w:semiHidden/>
     <w:rsid w:val="00ED03A5"/>
@@ -4784,10 +4788,10 @@
       <w:color w:val="4F81BD" w:themeColor="accent1"/>
     </w:rPr>
   </w:style>
-  <w:style w:type="character" w:customStyle="1" w:styleId="Ttulo9Car">
-    <w:name w:val="Título 9 Car"/>
-    <w:basedOn w:val="Fuentedeprrafopredeter"/>
-    <w:link w:val="Ttulo9"/>
+  <w:style w:type="character" w:customStyle="1" w:styleId="Heading9Char">
+    <w:name w:val="Heading 9 Char"/>
+    <w:basedOn w:val="DefaultParagraphFont"/>
+    <w:link w:val="Heading9"/>
     <w:uiPriority w:val="9"/>
     <w:semiHidden/>
     <w:rsid w:val="00ED03A5"/>
@@ -4800,7 +4804,7 @@
       <w:szCs w:val="21"/>
     </w:rPr>
   </w:style>
-  <w:style w:type="paragraph" w:styleId="Epgrafe">
+  <w:style w:type="paragraph" w:styleId="Caption">
     <w:name w:val="caption"/>
     <w:basedOn w:val="Normal"/>
     <w:next w:val="Normal"/>
@@ -4817,11 +4821,11 @@
       <w:szCs w:val="18"/>
     </w:rPr>
   </w:style>
-  <w:style w:type="paragraph" w:styleId="Ttulo">
+  <w:style w:type="paragraph" w:styleId="Title">
     <w:name w:val="Title"/>
     <w:basedOn w:val="Normal"/>
     <w:next w:val="Normal"/>
-    <w:link w:val="TtuloCar"/>
+    <w:link w:val="TitleChar"/>
     <w:uiPriority w:val="10"/>
     <w:qFormat/>
     <w:rsid w:val="00ED03A5"/>
@@ -4847,10 +4851,10 @@
       </w14:textOutline>
     </w:rPr>
   </w:style>
-  <w:style w:type="character" w:customStyle="1" w:styleId="TtuloCar">
-    <w:name w:val="Título Car"/>
-    <w:basedOn w:val="Fuentedeprrafopredeter"/>
-    <w:link w:val="Ttulo"/>
+  <w:style w:type="character" w:customStyle="1" w:styleId="TitleChar">
+    <w:name w:val="Title Char"/>
+    <w:basedOn w:val="DefaultParagraphFont"/>
+    <w:link w:val="Title"/>
     <w:uiPriority w:val="10"/>
     <w:rsid w:val="00ED03A5"/>
     <w:rPr>
@@ -4873,11 +4877,11 @@
       </w14:textOutline>
     </w:rPr>
   </w:style>
-  <w:style w:type="paragraph" w:styleId="Subttulo">
+  <w:style w:type="paragraph" w:styleId="Subtitle">
     <w:name w:val="Subtitle"/>
     <w:basedOn w:val="Normal"/>
     <w:next w:val="Normal"/>
-    <w:link w:val="SubttuloCar"/>
+    <w:link w:val="SubtitleChar"/>
     <w:uiPriority w:val="11"/>
     <w:qFormat/>
     <w:rsid w:val="00ED03A5"/>
@@ -4892,10 +4896,10 @@
       <w:szCs w:val="24"/>
     </w:rPr>
   </w:style>
-  <w:style w:type="character" w:customStyle="1" w:styleId="SubttuloCar">
-    <w:name w:val="Subtítulo Car"/>
-    <w:basedOn w:val="Fuentedeprrafopredeter"/>
-    <w:link w:val="Subttulo"/>
+  <w:style w:type="character" w:customStyle="1" w:styleId="SubtitleChar">
+    <w:name w:val="Subtitle Char"/>
+    <w:basedOn w:val="DefaultParagraphFont"/>
+    <w:link w:val="Subtitle"/>
     <w:uiPriority w:val="11"/>
     <w:rsid w:val="00ED03A5"/>
     <w:rPr>
@@ -4907,7 +4911,7 @@
       <w:szCs w:val="24"/>
     </w:rPr>
   </w:style>
-  <w:style w:type="paragraph" w:styleId="Sinespaciado">
+  <w:style w:type="paragraph" w:styleId="NoSpacing">
     <w:name w:val="No Spacing"/>
     <w:basedOn w:val="Normal"/>
     <w:uiPriority w:val="1"/>
@@ -4917,7 +4921,7 @@
       <w:spacing w:after="0" w:line="240" w:lineRule="auto"/>
     </w:pPr>
   </w:style>
-  <w:style w:type="paragraph" w:styleId="Prrafodelista">
+  <w:style w:type="paragraph" w:styleId="ListParagraph">
     <w:name w:val="List Paragraph"/>
     <w:basedOn w:val="Normal"/>
     <w:uiPriority w:val="34"/>
@@ -4933,11 +4937,11 @@
       <w:sz w:val="22"/>
     </w:rPr>
   </w:style>
-  <w:style w:type="paragraph" w:styleId="Cita">
+  <w:style w:type="paragraph" w:styleId="Quote">
     <w:name w:val="Quote"/>
     <w:basedOn w:val="Normal"/>
     <w:next w:val="Normal"/>
-    <w:link w:val="CitaCar"/>
+    <w:link w:val="QuoteChar"/>
     <w:uiPriority w:val="29"/>
     <w:qFormat/>
     <w:rsid w:val="00ED03A5"/>
@@ -4948,10 +4952,10 @@
       <w:sz w:val="24"/>
     </w:rPr>
   </w:style>
-  <w:style w:type="character" w:customStyle="1" w:styleId="CitaCar">
-    <w:name w:val="Cita Car"/>
-    <w:basedOn w:val="Fuentedeprrafopredeter"/>
-    <w:link w:val="Cita"/>
+  <w:style w:type="character" w:customStyle="1" w:styleId="QuoteChar">
+    <w:name w:val="Quote Char"/>
+    <w:basedOn w:val="DefaultParagraphFont"/>
+    <w:link w:val="Quote"/>
     <w:uiPriority w:val="29"/>
     <w:rsid w:val="00ED03A5"/>
     <w:rPr>
@@ -4963,11 +4967,11 @@
       <w:szCs w:val="21"/>
     </w:rPr>
   </w:style>
-  <w:style w:type="paragraph" w:styleId="Citadestacada">
+  <w:style w:type="paragraph" w:styleId="IntenseQuote">
     <w:name w:val="Intense Quote"/>
     <w:basedOn w:val="Normal"/>
     <w:next w:val="Normal"/>
-    <w:link w:val="CitadestacadaCar"/>
+    <w:link w:val="IntenseQuoteChar"/>
     <w:uiPriority w:val="30"/>
     <w:qFormat/>
     <w:rsid w:val="00ED03A5"/>
@@ -4990,10 +4994,10 @@
       <w:szCs w:val="20"/>
     </w:rPr>
   </w:style>
-  <w:style w:type="character" w:customStyle="1" w:styleId="CitadestacadaCar">
-    <w:name w:val="Cita destacada Car"/>
-    <w:basedOn w:val="Fuentedeprrafopredeter"/>
-    <w:link w:val="Citadestacada"/>
+  <w:style w:type="character" w:customStyle="1" w:styleId="IntenseQuoteChar">
+    <w:name w:val="Intense Quote Char"/>
+    <w:basedOn w:val="DefaultParagraphFont"/>
+    <w:link w:val="IntenseQuote"/>
     <w:uiPriority w:val="30"/>
     <w:rsid w:val="00ED03A5"/>
     <w:rPr>
@@ -5007,7 +5011,7 @@
       <w:szCs w:val="20"/>
     </w:rPr>
   </w:style>
-  <w:style w:type="character" w:styleId="nfasissutil">
+  <w:style w:type="character" w:styleId="SubtleEmphasis">
     <w:name w:val="Subtle Emphasis"/>
     <w:uiPriority w:val="19"/>
     <w:qFormat/>
@@ -5019,7 +5023,7 @@
       <w:color w:val="4F81BD" w:themeColor="accent1"/>
     </w:rPr>
   </w:style>
-  <w:style w:type="character" w:styleId="nfasisintenso">
+  <w:style w:type="character" w:styleId="IntenseEmphasis">
     <w:name w:val="Intense Emphasis"/>
     <w:uiPriority w:val="21"/>
     <w:qFormat/>
@@ -5037,7 +5041,7 @@
       <w:vertAlign w:val="baseline"/>
     </w:rPr>
   </w:style>
-  <w:style w:type="character" w:styleId="Referenciasutil">
+  <w:style w:type="character" w:styleId="SubtleReference">
     <w:name w:val="Subtle Reference"/>
     <w:uiPriority w:val="31"/>
     <w:qFormat/>
@@ -5050,7 +5054,7 @@
       <w:u w:color="C0504D" w:themeColor="accent2"/>
     </w:rPr>
   </w:style>
-  <w:style w:type="character" w:styleId="Referenciaintensa">
+  <w:style w:type="character" w:styleId="IntenseReference">
     <w:name w:val="Intense Reference"/>
     <w:uiPriority w:val="32"/>
     <w:qFormat/>
@@ -5065,7 +5069,7 @@
       <w:u w:color="C0504D" w:themeColor="accent2"/>
     </w:rPr>
   </w:style>
-  <w:style w:type="character" w:styleId="Ttulodellibro">
+  <w:style w:type="character" w:styleId="BookTitle">
     <w:name w:val="Book Title"/>
     <w:uiPriority w:val="33"/>
     <w:qFormat/>
@@ -5079,9 +5083,9 @@
       <w:u w:val="single"/>
     </w:rPr>
   </w:style>
-  <w:style w:type="paragraph" w:styleId="TtulodeTDC">
+  <w:style w:type="paragraph" w:styleId="TOCHeading">
     <w:name w:val="TOC Heading"/>
-    <w:basedOn w:val="Ttulo1"/>
+    <w:basedOn w:val="Heading1"/>
     <w:next w:val="Normal"/>
     <w:uiPriority w:val="39"/>
     <w:semiHidden/>
@@ -5261,11 +5265,11 @@
       <w:szCs w:val="21"/>
     </w:rPr>
   </w:style>
-  <w:style w:type="paragraph" w:styleId="Ttulo1">
+  <w:style w:type="paragraph" w:styleId="Heading1">
     <w:name w:val="heading 1"/>
     <w:basedOn w:val="Normal"/>
     <w:next w:val="Normal"/>
-    <w:link w:val="Ttulo1Car"/>
+    <w:link w:val="Heading1Char"/>
     <w:uiPriority w:val="9"/>
     <w:qFormat/>
     <w:rsid w:val="00ED03A5"/>
@@ -5287,11 +5291,11 @@
       <w:szCs w:val="38"/>
     </w:rPr>
   </w:style>
-  <w:style w:type="paragraph" w:styleId="Ttulo2">
+  <w:style w:type="paragraph" w:styleId="Heading2">
     <w:name w:val="heading 2"/>
     <w:basedOn w:val="Normal"/>
     <w:next w:val="Normal"/>
-    <w:link w:val="Ttulo2Car"/>
+    <w:link w:val="Heading2Char"/>
     <w:uiPriority w:val="9"/>
     <w:semiHidden/>
     <w:unhideWhenUsed/>
@@ -5324,11 +5328,11 @@
       </w14:textFill>
     </w:rPr>
   </w:style>
-  <w:style w:type="paragraph" w:styleId="Ttulo3">
+  <w:style w:type="paragraph" w:styleId="Heading3">
     <w:name w:val="heading 3"/>
     <w:basedOn w:val="Normal"/>
     <w:next w:val="Normal"/>
-    <w:link w:val="Ttulo3Car"/>
+    <w:link w:val="Heading3Char"/>
     <w:uiPriority w:val="9"/>
     <w:unhideWhenUsed/>
     <w:qFormat/>
@@ -5349,11 +5353,11 @@
       <w:szCs w:val="22"/>
     </w:rPr>
   </w:style>
-  <w:style w:type="paragraph" w:styleId="Ttulo4">
+  <w:style w:type="paragraph" w:styleId="Heading4">
     <w:name w:val="heading 4"/>
     <w:basedOn w:val="Normal"/>
     <w:next w:val="Normal"/>
-    <w:link w:val="Ttulo4Car"/>
+    <w:link w:val="Heading4Char"/>
     <w:uiPriority w:val="9"/>
     <w:unhideWhenUsed/>
     <w:qFormat/>
@@ -5372,11 +5376,11 @@
       <w:szCs w:val="22"/>
     </w:rPr>
   </w:style>
-  <w:style w:type="paragraph" w:styleId="Ttulo5">
+  <w:style w:type="paragraph" w:styleId="Heading5">
     <w:name w:val="heading 5"/>
     <w:basedOn w:val="Normal"/>
     <w:next w:val="Normal"/>
-    <w:link w:val="Ttulo5Car"/>
+    <w:link w:val="Heading5Char"/>
     <w:uiPriority w:val="9"/>
     <w:semiHidden/>
     <w:unhideWhenUsed/>
@@ -5396,11 +5400,11 @@
       <w:szCs w:val="22"/>
     </w:rPr>
   </w:style>
-  <w:style w:type="paragraph" w:styleId="Ttulo6">
+  <w:style w:type="paragraph" w:styleId="Heading6">
     <w:name w:val="heading 6"/>
     <w:basedOn w:val="Normal"/>
     <w:next w:val="Normal"/>
-    <w:link w:val="Ttulo6Car"/>
+    <w:link w:val="Heading6Char"/>
     <w:uiPriority w:val="9"/>
     <w:semiHidden/>
     <w:unhideWhenUsed/>
@@ -5418,11 +5422,11 @@
       <w:szCs w:val="22"/>
     </w:rPr>
   </w:style>
-  <w:style w:type="paragraph" w:styleId="Ttulo7">
+  <w:style w:type="paragraph" w:styleId="Heading7">
     <w:name w:val="heading 7"/>
     <w:basedOn w:val="Normal"/>
     <w:next w:val="Normal"/>
-    <w:link w:val="Ttulo7Car"/>
+    <w:link w:val="Heading7Char"/>
     <w:uiPriority w:val="9"/>
     <w:semiHidden/>
     <w:unhideWhenUsed/>
@@ -5440,11 +5444,11 @@
       <w:szCs w:val="22"/>
     </w:rPr>
   </w:style>
-  <w:style w:type="paragraph" w:styleId="Ttulo8">
+  <w:style w:type="paragraph" w:styleId="Heading8">
     <w:name w:val="heading 8"/>
     <w:basedOn w:val="Normal"/>
     <w:next w:val="Normal"/>
-    <w:link w:val="Ttulo8Car"/>
+    <w:link w:val="Heading8Char"/>
     <w:uiPriority w:val="9"/>
     <w:semiHidden/>
     <w:unhideWhenUsed/>
@@ -5462,11 +5466,11 @@
       <w:szCs w:val="22"/>
     </w:rPr>
   </w:style>
-  <w:style w:type="paragraph" w:styleId="Ttulo9">
+  <w:style w:type="paragraph" w:styleId="Heading9">
     <w:name w:val="heading 9"/>
     <w:basedOn w:val="Normal"/>
     <w:next w:val="Normal"/>
-    <w:link w:val="Ttulo9Car"/>
+    <w:link w:val="Heading9Char"/>
     <w:uiPriority w:val="9"/>
     <w:semiHidden/>
     <w:unhideWhenUsed/>
@@ -5484,13 +5488,13 @@
       <w:sz w:val="20"/>
     </w:rPr>
   </w:style>
-  <w:style w:type="character" w:default="1" w:styleId="Fuentedeprrafopredeter">
+  <w:style w:type="character" w:default="1" w:styleId="DefaultParagraphFont">
     <w:name w:val="Default Paragraph Font"/>
     <w:uiPriority w:val="1"/>
     <w:semiHidden/>
     <w:unhideWhenUsed/>
   </w:style>
-  <w:style w:type="table" w:default="1" w:styleId="Tablanormal">
+  <w:style w:type="table" w:default="1" w:styleId="TableNormal">
     <w:name w:val="Normal Table"/>
     <w:uiPriority w:val="99"/>
     <w:semiHidden/>
@@ -5505,16 +5509,16 @@
       </w:tblCellMar>
     </w:tblPr>
   </w:style>
-  <w:style w:type="numbering" w:default="1" w:styleId="Sinlista">
+  <w:style w:type="numbering" w:default="1" w:styleId="NoList">
     <w:name w:val="No List"/>
     <w:uiPriority w:val="99"/>
     <w:semiHidden/>
     <w:unhideWhenUsed/>
   </w:style>
-  <w:style w:type="character" w:customStyle="1" w:styleId="Ttulo3Car">
-    <w:name w:val="Título 3 Car"/>
-    <w:basedOn w:val="Fuentedeprrafopredeter"/>
-    <w:link w:val="Ttulo3"/>
+  <w:style w:type="character" w:customStyle="1" w:styleId="Heading3Char">
+    <w:name w:val="Heading 3 Char"/>
+    <w:basedOn w:val="DefaultParagraphFont"/>
+    <w:link w:val="Heading3"/>
     <w:uiPriority w:val="9"/>
     <w:rsid w:val="00ED03A5"/>
     <w:rPr>
@@ -5528,7 +5532,7 @@
       <w:sz w:val="28"/>
     </w:rPr>
   </w:style>
-  <w:style w:type="character" w:styleId="Textoennegrita">
+  <w:style w:type="character" w:styleId="Strong">
     <w:name w:val="Strong"/>
     <w:uiPriority w:val="22"/>
     <w:qFormat/>
@@ -5555,7 +5559,7 @@
       <w:szCs w:val="24"/>
     </w:rPr>
   </w:style>
-  <w:style w:type="character" w:styleId="nfasis">
+  <w:style w:type="character" w:styleId="Emphasis">
     <w:name w:val="Emphasis"/>
     <w:uiPriority w:val="20"/>
     <w:qFormat/>
@@ -5569,10 +5573,10 @@
       <w:shd w:val="clear" w:color="auto" w:fill="EEECE1" w:themeFill="background2"/>
     </w:rPr>
   </w:style>
-  <w:style w:type="character" w:customStyle="1" w:styleId="Ttulo4Car">
-    <w:name w:val="Título 4 Car"/>
-    <w:basedOn w:val="Fuentedeprrafopredeter"/>
-    <w:link w:val="Ttulo4"/>
+  <w:style w:type="character" w:customStyle="1" w:styleId="Heading4Char">
+    <w:name w:val="Heading 4 Char"/>
+    <w:basedOn w:val="DefaultParagraphFont"/>
+    <w:link w:val="Heading4"/>
     <w:uiPriority w:val="9"/>
     <w:rsid w:val="00ED03A5"/>
     <w:rPr>
@@ -5584,9 +5588,9 @@
       <w:sz w:val="24"/>
     </w:rPr>
   </w:style>
-  <w:style w:type="character" w:styleId="Hipervnculo">
+  <w:style w:type="character" w:styleId="Hyperlink">
     <w:name w:val="Hyperlink"/>
-    <w:basedOn w:val="Fuentedeprrafopredeter"/>
+    <w:basedOn w:val="DefaultParagraphFont"/>
     <w:uiPriority w:val="99"/>
     <w:unhideWhenUsed/>
     <w:rsid w:val="00ED03A5"/>
@@ -5595,10 +5599,10 @@
       <w:u w:val="single"/>
     </w:rPr>
   </w:style>
-  <w:style w:type="character" w:customStyle="1" w:styleId="Ttulo1Car">
-    <w:name w:val="Título 1 Car"/>
-    <w:basedOn w:val="Fuentedeprrafopredeter"/>
-    <w:link w:val="Ttulo1"/>
+  <w:style w:type="character" w:customStyle="1" w:styleId="Heading1Char">
+    <w:name w:val="Heading 1 Char"/>
+    <w:basedOn w:val="DefaultParagraphFont"/>
+    <w:link w:val="Heading1"/>
     <w:uiPriority w:val="9"/>
     <w:rsid w:val="00ED03A5"/>
     <w:rPr>
@@ -5610,10 +5614,10 @@
       <w:shd w:val="clear" w:color="auto" w:fill="4F81BD" w:themeFill="accent1"/>
     </w:rPr>
   </w:style>
-  <w:style w:type="character" w:customStyle="1" w:styleId="Ttulo2Car">
-    <w:name w:val="Título 2 Car"/>
-    <w:basedOn w:val="Fuentedeprrafopredeter"/>
-    <w:link w:val="Ttulo2"/>
+  <w:style w:type="character" w:customStyle="1" w:styleId="Heading2Char">
+    <w:name w:val="Heading 2 Char"/>
+    <w:basedOn w:val="DefaultParagraphFont"/>
+    <w:link w:val="Heading2"/>
     <w:uiPriority w:val="9"/>
     <w:semiHidden/>
     <w:rsid w:val="00ED03A5"/>
@@ -5640,10 +5644,10 @@
       </w14:textFill>
     </w:rPr>
   </w:style>
-  <w:style w:type="character" w:customStyle="1" w:styleId="Ttulo5Car">
-    <w:name w:val="Título 5 Car"/>
-    <w:basedOn w:val="Fuentedeprrafopredeter"/>
-    <w:link w:val="Ttulo5"/>
+  <w:style w:type="character" w:customStyle="1" w:styleId="Heading5Char">
+    <w:name w:val="Heading 5 Char"/>
+    <w:basedOn w:val="DefaultParagraphFont"/>
+    <w:link w:val="Heading5"/>
     <w:uiPriority w:val="9"/>
     <w:semiHidden/>
     <w:rsid w:val="00ED03A5"/>
@@ -5655,10 +5659,10 @@
       <w:color w:val="943634" w:themeColor="accent2" w:themeShade="BF"/>
     </w:rPr>
   </w:style>
-  <w:style w:type="character" w:customStyle="1" w:styleId="Ttulo6Car">
-    <w:name w:val="Título 6 Car"/>
-    <w:basedOn w:val="Fuentedeprrafopredeter"/>
-    <w:link w:val="Ttulo6"/>
+  <w:style w:type="character" w:customStyle="1" w:styleId="Heading6Char">
+    <w:name w:val="Heading 6 Char"/>
+    <w:basedOn w:val="DefaultParagraphFont"/>
+    <w:link w:val="Heading6"/>
     <w:uiPriority w:val="9"/>
     <w:semiHidden/>
     <w:rsid w:val="00ED03A5"/>
@@ -5668,10 +5672,10 @@
       <w:color w:val="365F91" w:themeColor="accent1" w:themeShade="BF"/>
     </w:rPr>
   </w:style>
-  <w:style w:type="character" w:customStyle="1" w:styleId="Ttulo7Car">
-    <w:name w:val="Título 7 Car"/>
-    <w:basedOn w:val="Fuentedeprrafopredeter"/>
-    <w:link w:val="Ttulo7"/>
+  <w:style w:type="character" w:customStyle="1" w:styleId="Heading7Char">
+    <w:name w:val="Heading 7 Char"/>
+    <w:basedOn w:val="DefaultParagraphFont"/>
+    <w:link w:val="Heading7"/>
     <w:uiPriority w:val="9"/>
     <w:semiHidden/>
     <w:rsid w:val="00ED03A5"/>
@@ -5681,10 +5685,10 @@
       <w:color w:val="943634" w:themeColor="accent2" w:themeShade="BF"/>
     </w:rPr>
   </w:style>
-  <w:style w:type="character" w:customStyle="1" w:styleId="Ttulo8Car">
-    <w:name w:val="Título 8 Car"/>
-    <w:basedOn w:val="Fuentedeprrafopredeter"/>
-    <w:link w:val="Ttulo8"/>
+  <w:style w:type="character" w:customStyle="1" w:styleId="Heading8Char">
+    <w:name w:val="Heading 8 Char"/>
+    <w:basedOn w:val="DefaultParagraphFont"/>
+    <w:link w:val="Heading8"/>
     <w:uiPriority w:val="9"/>
     <w:semiHidden/>
     <w:rsid w:val="00ED03A5"/>
@@ -5694,10 +5698,10 @@
       <w:color w:val="4F81BD" w:themeColor="accent1"/>
     </w:rPr>
   </w:style>
-  <w:style w:type="character" w:customStyle="1" w:styleId="Ttulo9Car">
-    <w:name w:val="Título 9 Car"/>
-    <w:basedOn w:val="Fuentedeprrafopredeter"/>
-    <w:link w:val="Ttulo9"/>
+  <w:style w:type="character" w:customStyle="1" w:styleId="Heading9Char">
+    <w:name w:val="Heading 9 Char"/>
+    <w:basedOn w:val="DefaultParagraphFont"/>
+    <w:link w:val="Heading9"/>
     <w:uiPriority w:val="9"/>
     <w:semiHidden/>
     <w:rsid w:val="00ED03A5"/>
@@ -5710,7 +5714,7 @@
       <w:szCs w:val="21"/>
     </w:rPr>
   </w:style>
-  <w:style w:type="paragraph" w:styleId="Epgrafe">
+  <w:style w:type="paragraph" w:styleId="Caption">
     <w:name w:val="caption"/>
     <w:basedOn w:val="Normal"/>
     <w:next w:val="Normal"/>
@@ -5727,11 +5731,11 @@
       <w:szCs w:val="18"/>
     </w:rPr>
   </w:style>
-  <w:style w:type="paragraph" w:styleId="Ttulo">
+  <w:style w:type="paragraph" w:styleId="Title">
     <w:name w:val="Title"/>
     <w:basedOn w:val="Normal"/>
     <w:next w:val="Normal"/>
-    <w:link w:val="TtuloCar"/>
+    <w:link w:val="TitleChar"/>
     <w:uiPriority w:val="10"/>
     <w:qFormat/>
     <w:rsid w:val="00ED03A5"/>
@@ -5757,10 +5761,10 @@
       </w14:textOutline>
     </w:rPr>
   </w:style>
-  <w:style w:type="character" w:customStyle="1" w:styleId="TtuloCar">
-    <w:name w:val="Título Car"/>
-    <w:basedOn w:val="Fuentedeprrafopredeter"/>
-    <w:link w:val="Ttulo"/>
+  <w:style w:type="character" w:customStyle="1" w:styleId="TitleChar">
+    <w:name w:val="Title Char"/>
+    <w:basedOn w:val="DefaultParagraphFont"/>
+    <w:link w:val="Title"/>
     <w:uiPriority w:val="10"/>
     <w:rsid w:val="00ED03A5"/>
     <w:rPr>
@@ -5783,11 +5787,11 @@
       </w14:textOutline>
     </w:rPr>
   </w:style>
-  <w:style w:type="paragraph" w:styleId="Subttulo">
+  <w:style w:type="paragraph" w:styleId="Subtitle">
     <w:name w:val="Subtitle"/>
     <w:basedOn w:val="Normal"/>
     <w:next w:val="Normal"/>
-    <w:link w:val="SubttuloCar"/>
+    <w:link w:val="SubtitleChar"/>
     <w:uiPriority w:val="11"/>
     <w:qFormat/>
     <w:rsid w:val="00ED03A5"/>
@@ -5802,10 +5806,10 @@
       <w:szCs w:val="24"/>
     </w:rPr>
   </w:style>
-  <w:style w:type="character" w:customStyle="1" w:styleId="SubttuloCar">
-    <w:name w:val="Subtítulo Car"/>
-    <w:basedOn w:val="Fuentedeprrafopredeter"/>
-    <w:link w:val="Subttulo"/>
+  <w:style w:type="character" w:customStyle="1" w:styleId="SubtitleChar">
+    <w:name w:val="Subtitle Char"/>
+    <w:basedOn w:val="DefaultParagraphFont"/>
+    <w:link w:val="Subtitle"/>
     <w:uiPriority w:val="11"/>
     <w:rsid w:val="00ED03A5"/>
     <w:rPr>
@@ -5817,7 +5821,7 @@
       <w:szCs w:val="24"/>
     </w:rPr>
   </w:style>
-  <w:style w:type="paragraph" w:styleId="Sinespaciado">
+  <w:style w:type="paragraph" w:styleId="NoSpacing">
     <w:name w:val="No Spacing"/>
     <w:basedOn w:val="Normal"/>
     <w:uiPriority w:val="1"/>
@@ -5827,7 +5831,7 @@
       <w:spacing w:after="0" w:line="240" w:lineRule="auto"/>
     </w:pPr>
   </w:style>
-  <w:style w:type="paragraph" w:styleId="Prrafodelista">
+  <w:style w:type="paragraph" w:styleId="ListParagraph">
     <w:name w:val="List Paragraph"/>
     <w:basedOn w:val="Normal"/>
     <w:uiPriority w:val="34"/>
@@ -5843,11 +5847,11 @@
       <w:sz w:val="22"/>
     </w:rPr>
   </w:style>
-  <w:style w:type="paragraph" w:styleId="Cita">
+  <w:style w:type="paragraph" w:styleId="Quote">
     <w:name w:val="Quote"/>
     <w:basedOn w:val="Normal"/>
     <w:next w:val="Normal"/>
-    <w:link w:val="CitaCar"/>
+    <w:link w:val="QuoteChar"/>
     <w:uiPriority w:val="29"/>
     <w:qFormat/>
     <w:rsid w:val="00ED03A5"/>
@@ -5858,10 +5862,10 @@
       <w:sz w:val="24"/>
     </w:rPr>
   </w:style>
-  <w:style w:type="character" w:customStyle="1" w:styleId="CitaCar">
-    <w:name w:val="Cita Car"/>
-    <w:basedOn w:val="Fuentedeprrafopredeter"/>
-    <w:link w:val="Cita"/>
+  <w:style w:type="character" w:customStyle="1" w:styleId="QuoteChar">
+    <w:name w:val="Quote Char"/>
+    <w:basedOn w:val="DefaultParagraphFont"/>
+    <w:link w:val="Quote"/>
     <w:uiPriority w:val="29"/>
     <w:rsid w:val="00ED03A5"/>
     <w:rPr>
@@ -5873,11 +5877,11 @@
       <w:szCs w:val="21"/>
     </w:rPr>
   </w:style>
-  <w:style w:type="paragraph" w:styleId="Citadestacada">
+  <w:style w:type="paragraph" w:styleId="IntenseQuote">
     <w:name w:val="Intense Quote"/>
     <w:basedOn w:val="Normal"/>
     <w:next w:val="Normal"/>
-    <w:link w:val="CitadestacadaCar"/>
+    <w:link w:val="IntenseQuoteChar"/>
     <w:uiPriority w:val="30"/>
     <w:qFormat/>
     <w:rsid w:val="00ED03A5"/>
@@ -5900,10 +5904,10 @@
       <w:szCs w:val="20"/>
     </w:rPr>
   </w:style>
-  <w:style w:type="character" w:customStyle="1" w:styleId="CitadestacadaCar">
-    <w:name w:val="Cita destacada Car"/>
-    <w:basedOn w:val="Fuentedeprrafopredeter"/>
-    <w:link w:val="Citadestacada"/>
+  <w:style w:type="character" w:customStyle="1" w:styleId="IntenseQuoteChar">
+    <w:name w:val="Intense Quote Char"/>
+    <w:basedOn w:val="DefaultParagraphFont"/>
+    <w:link w:val="IntenseQuote"/>
     <w:uiPriority w:val="30"/>
     <w:rsid w:val="00ED03A5"/>
     <w:rPr>
@@ -5917,7 +5921,7 @@
       <w:szCs w:val="20"/>
     </w:rPr>
   </w:style>
-  <w:style w:type="character" w:styleId="nfasissutil">
+  <w:style w:type="character" w:styleId="SubtleEmphasis">
     <w:name w:val="Subtle Emphasis"/>
     <w:uiPriority w:val="19"/>
     <w:qFormat/>
@@ -5929,7 +5933,7 @@
       <w:color w:val="4F81BD" w:themeColor="accent1"/>
     </w:rPr>
   </w:style>
-  <w:style w:type="character" w:styleId="nfasisintenso">
+  <w:style w:type="character" w:styleId="IntenseEmphasis">
     <w:name w:val="Intense Emphasis"/>
     <w:uiPriority w:val="21"/>
     <w:qFormat/>
@@ -5947,7 +5951,7 @@
       <w:vertAlign w:val="baseline"/>
     </w:rPr>
   </w:style>
-  <w:style w:type="character" w:styleId="Referenciasutil">
+  <w:style w:type="character" w:styleId="SubtleReference">
     <w:name w:val="Subtle Reference"/>
     <w:uiPriority w:val="31"/>
     <w:qFormat/>
@@ -5960,7 +5964,7 @@
       <w:u w:color="C0504D" w:themeColor="accent2"/>
     </w:rPr>
   </w:style>
-  <w:style w:type="character" w:styleId="Referenciaintensa">
+  <w:style w:type="character" w:styleId="IntenseReference">
     <w:name w:val="Intense Reference"/>
     <w:uiPriority w:val="32"/>
     <w:qFormat/>
@@ -5975,7 +5979,7 @@
       <w:u w:color="C0504D" w:themeColor="accent2"/>
     </w:rPr>
   </w:style>
-  <w:style w:type="character" w:styleId="Ttulodellibro">
+  <w:style w:type="character" w:styleId="BookTitle">
     <w:name w:val="Book Title"/>
     <w:uiPriority w:val="33"/>
     <w:qFormat/>
@@ -5989,9 +5993,9 @@
       <w:u w:val="single"/>
     </w:rPr>
   </w:style>
-  <w:style w:type="paragraph" w:styleId="TtulodeTDC">
+  <w:style w:type="paragraph" w:styleId="TOCHeading">
     <w:name w:val="TOC Heading"/>
-    <w:basedOn w:val="Ttulo1"/>
+    <w:basedOn w:val="Heading1"/>
     <w:next w:val="Normal"/>
     <w:uiPriority w:val="39"/>
     <w:semiHidden/>
@@ -6295,7 +6299,7 @@
 </file>
 
 <file path=customXml/itemProps1.xml><?xml version="1.0" encoding="utf-8"?>
-<ds:datastoreItem xmlns:ds="http://schemas.openxmlformats.org/officeDocument/2006/customXml" ds:itemID="{1CD92802-979B-47F9-B0B4-F6FBE632A3FF}">
+<ds:datastoreItem xmlns:ds="http://schemas.openxmlformats.org/officeDocument/2006/customXml" ds:itemID="{BC1D6F90-EA5C-4E6F-9BB8-6934BF889F21}">
   <ds:schemaRefs>
     <ds:schemaRef ds:uri="http://schemas.openxmlformats.org/officeDocument/2006/bibliography"/>
   </ds:schemaRefs>
